--- a/applications_generated/tiktok_research_scientist_intern_tiktok_search_gener/ATS_RESUME.docx
+++ b/applications_generated/tiktok_research_scientist_intern_tiktok_search_gener/ATS_RESUME.docx
@@ -594,31 +594,31 @@
       </w:rPr>
     </w:lvl>
   </w:abstractNum>
-  <w:num w:numId="1" w16cid:durableId="1422413843">
+  <w:num w:numId="1" w16cid:durableId="2031032745">
     <w:abstractNumId w:val="8"/>
   </w:num>
-  <w:num w:numId="2" w16cid:durableId="1663200474">
+  <w:num w:numId="2" w16cid:durableId="1614557893">
     <w:abstractNumId w:val="6"/>
   </w:num>
-  <w:num w:numId="3" w16cid:durableId="2079396410">
+  <w:num w:numId="3" w16cid:durableId="1512841707">
     <w:abstractNumId w:val="5"/>
   </w:num>
-  <w:num w:numId="4" w16cid:durableId="1514301665">
+  <w:num w:numId="4" w16cid:durableId="2114283332">
     <w:abstractNumId w:val="4"/>
   </w:num>
-  <w:num w:numId="5" w16cid:durableId="1876579272">
+  <w:num w:numId="5" w16cid:durableId="1756128369">
     <w:abstractNumId w:val="7"/>
   </w:num>
-  <w:num w:numId="6" w16cid:durableId="481772981">
+  <w:num w:numId="6" w16cid:durableId="1860779635">
     <w:abstractNumId w:val="3"/>
   </w:num>
-  <w:num w:numId="7" w16cid:durableId="27071239">
+  <w:num w:numId="7" w16cid:durableId="523909960">
     <w:abstractNumId w:val="2"/>
   </w:num>
-  <w:num w:numId="8" w16cid:durableId="1418214185">
+  <w:num w:numId="8" w16cid:durableId="1066801025">
     <w:abstractNumId w:val="1"/>
   </w:num>
-  <w:num w:numId="9" w16cid:durableId="907811199">
+  <w:num w:numId="9" w16cid:durableId="1041320683">
     <w:abstractNumId w:val="0"/>
   </w:num>
 </w:numbering>

--- a/applications_generated/tiktok_research_scientist_intern_tiktok_search_gener/ATS_RESUME.docx
+++ b/applications_generated/tiktok_research_scientist_intern_tiktok_search_gener/ATS_RESUME.docx
@@ -594,31 +594,31 @@
       </w:rPr>
     </w:lvl>
   </w:abstractNum>
-  <w:num w:numId="1" w16cid:durableId="2031032745">
+  <w:num w:numId="1" w16cid:durableId="344330535">
     <w:abstractNumId w:val="8"/>
   </w:num>
-  <w:num w:numId="2" w16cid:durableId="1614557893">
+  <w:num w:numId="2" w16cid:durableId="2043285161">
     <w:abstractNumId w:val="6"/>
   </w:num>
-  <w:num w:numId="3" w16cid:durableId="1512841707">
+  <w:num w:numId="3" w16cid:durableId="972909949">
     <w:abstractNumId w:val="5"/>
   </w:num>
-  <w:num w:numId="4" w16cid:durableId="2114283332">
+  <w:num w:numId="4" w16cid:durableId="330178591">
     <w:abstractNumId w:val="4"/>
   </w:num>
-  <w:num w:numId="5" w16cid:durableId="1756128369">
+  <w:num w:numId="5" w16cid:durableId="339165680">
     <w:abstractNumId w:val="7"/>
   </w:num>
-  <w:num w:numId="6" w16cid:durableId="1860779635">
+  <w:num w:numId="6" w16cid:durableId="1400248182">
     <w:abstractNumId w:val="3"/>
   </w:num>
-  <w:num w:numId="7" w16cid:durableId="523909960">
+  <w:num w:numId="7" w16cid:durableId="1931699919">
     <w:abstractNumId w:val="2"/>
   </w:num>
-  <w:num w:numId="8" w16cid:durableId="1066801025">
+  <w:num w:numId="8" w16cid:durableId="148593404">
     <w:abstractNumId w:val="1"/>
   </w:num>
-  <w:num w:numId="9" w16cid:durableId="1041320683">
+  <w:num w:numId="9" w16cid:durableId="1876262570">
     <w:abstractNumId w:val="0"/>
   </w:num>
 </w:numbering>
